--- a/MyDocumentConverterMultiOSV10/samples/output/markup/rst/docx.docx
+++ b/MyDocumentConverterMultiOSV10/samples/output/markup/rst/docx.docx
@@ -102,7 +102,7 @@
       <w:r>
         <w:t xml:space="preserve">, 그리고 </w:t>
       </w:r>
-      <w:hyperlink w:history="1" r:id="rIdci9ygvynr2ugrgedznqbt">
+      <w:hyperlink w:history="1" r:id="rIdc8c9b9_1qwssrvh_ibeww">
         <w:r>
           <w:rPr>
             <w:rStyle w:val="Hyperlink"/>
@@ -730,7 +730,7 @@
       <w:r>
         <w:t xml:space="preserve">각주가 붙은 문장입니다. [#]_ 자동 링크 </w:t>
       </w:r>
-      <w:hyperlink w:history="1" r:id="rIdooxm-bmzusf10ta-pxrnx">
+      <w:hyperlink w:history="1" r:id="rIdr2azxcib_xx90mu7kswym">
         <w:r>
           <w:rPr>
             <w:rStyle w:val="Hyperlink"/>
